--- a/End_Sem_Report_TEMPLATE.docx
+++ b/End_Sem_Report_TEMPLATE.docx
@@ -99,7 +99,7 @@
           <w:sz w:val="22"/>
           <w:szCs w:val="22"/>
         </w:rPr>
-        <w:t xml:space="preserve">   (Roll No. ________)</w:t>
+        <w:t xml:space="preserve">   (Roll No. 2023UEA7232)</w:t>
       </w:r>
     </w:p>
     <w:p>
@@ -123,7 +123,7 @@
           <w:sz w:val="22"/>
           <w:szCs w:val="22"/>
         </w:rPr>
-        <w:t xml:space="preserve">   (Roll No. ________)</w:t>
+        <w:t xml:space="preserve">   (Roll No. 2023UEA7225)</w:t>
       </w:r>
     </w:p>
     <w:p>
@@ -147,7 +147,7 @@
           <w:sz w:val="22"/>
           <w:szCs w:val="22"/>
         </w:rPr>
-        <w:t xml:space="preserve">   (Roll No. ________)</w:t>
+        <w:t xml:space="preserve">   (Roll No. 2023UEA6603)</w:t>
       </w:r>
     </w:p>
     <w:p>
@@ -177,7 +177,7 @@
           <w:sz w:val="26"/>
           <w:szCs w:val="26"/>
         </w:rPr>
-        <w:t xml:space="preserve">____________________________</w:t>
+        <w:t xml:space="preserve">Dr. Manisha Khulbe</w:t>
       </w:r>
     </w:p>
     <w:p>
@@ -209,7 +209,7 @@
           <w:sz w:val="24"/>
           <w:szCs w:val="24"/>
         </w:rPr>
-        <w:t xml:space="preserve">Netaji Subhas University of Technology</w:t>
+        <w:t xml:space="preserve">Netaji Subhas University of Technology, East Campus</w:t>
       </w:r>
     </w:p>
     <w:p>
@@ -223,7 +223,7 @@
           <w:sz w:val="24"/>
           <w:szCs w:val="24"/>
         </w:rPr>
-        <w:t xml:space="preserve">Delhi, India</w:t>
+        <w:t xml:space="preserve">Geeta Colony, New Delhi - 110031</w:t>
       </w:r>
     </w:p>
     <w:p>
@@ -505,7 +505,7 @@
           <w:sz w:val="21"/>
           <w:szCs w:val="21"/>
         </w:rPr>
-        <w:t xml:space="preserve">Supervisor</w:t>
+        <w:t xml:space="preserve">Dr. Manisha Khulbe  (Supervisor)</w:t>
       </w:r>
       <w:r>
         <w:rPr>
